--- a/Learning Git/First Time Setup.docx
+++ b/Learning Git/First Time Setup.docx
@@ -579,7 +579,124 @@
       </w:r>
     </w:p>
     <w:p/>
+    <w:p>
+      <w:pPr>
+        <w:rPr>
+          <w:b/>
+          <w:bCs/>
+        </w:rPr>
+      </w:pPr>
+      <w:r>
+        <w:rPr>
+          <w:rFonts w:ascii="Segoe UI Emoji" w:hAnsi="Segoe UI Emoji" w:cs="Segoe UI Emoji"/>
+          <w:b/>
+          <w:bCs/>
+        </w:rPr>
+        <w:t>⭐</w:t>
+      </w:r>
+      <w:r>
+        <w:rPr>
+          <w:b/>
+          <w:bCs/>
+        </w:rPr>
+        <w:t>Remove Origin</w:t>
+      </w:r>
+    </w:p>
+    <w:p>
+      <w:r>
+        <w:t>git remote rm origin</w:t>
+      </w:r>
+      <w:r>
+        <w:t xml:space="preserve"> (Remove old)</w:t>
+      </w:r>
+    </w:p>
+    <w:p>
+      <w:r>
+        <w:t xml:space="preserve">git remote add origin </w:t>
+      </w:r>
+      <w:hyperlink r:id="rId4" w:history="1">
+        <w:r>
+          <w:rPr>
+            <w:rStyle w:val="Hyperlink"/>
+          </w:rPr>
+          <w:t>https://github.com/your_user/your_app.git</w:t>
+        </w:r>
+      </w:hyperlink>
+      <w:r>
+        <w:t xml:space="preserve"> (Then add new)</w:t>
+      </w:r>
+    </w:p>
     <w:p/>
+    <w:p>
+      <w:pPr>
+        <w:rPr>
+          <w:b/>
+          <w:bCs/>
+        </w:rPr>
+      </w:pPr>
+      <w:r>
+        <w:rPr>
+          <w:rFonts w:ascii="Segoe UI Emoji" w:hAnsi="Segoe UI Emoji" w:cs="Segoe UI Emoji"/>
+          <w:b/>
+          <w:bCs/>
+        </w:rPr>
+        <w:t>⭐</w:t>
+      </w:r>
+      <w:r>
+        <w:rPr>
+          <w:b/>
+          <w:bCs/>
+        </w:rPr>
+        <w:t>Switch between Repo (set-</w:t>
+      </w:r>
+      <w:proofErr w:type="spellStart"/>
+      <w:r>
+        <w:rPr>
+          <w:b/>
+          <w:bCs/>
+        </w:rPr>
+        <w:t>url</w:t>
+      </w:r>
+      <w:proofErr w:type="spellEnd"/>
+      <w:r>
+        <w:rPr>
+          <w:b/>
+          <w:bCs/>
+        </w:rPr>
+        <w:t>)</w:t>
+      </w:r>
+    </w:p>
+    <w:p>
+      <w:r>
+        <w:t>git remote set-</w:t>
+      </w:r>
+      <w:proofErr w:type="spellStart"/>
+      <w:r>
+        <w:t>url</w:t>
+      </w:r>
+      <w:proofErr w:type="spellEnd"/>
+      <w:r>
+        <w:t xml:space="preserve"> origin</w:t>
+      </w:r>
+      <w:r>
+        <w:t xml:space="preserve"> </w:t>
+      </w:r>
+      <w:proofErr w:type="spellStart"/>
+      <w:proofErr w:type="gramStart"/>
+      <w:r>
+        <w:t>git@github.com:ppreyer</w:t>
+      </w:r>
+      <w:proofErr w:type="spellEnd"/>
+      <w:r>
+        <w:t>/</w:t>
+      </w:r>
+      <w:proofErr w:type="spellStart"/>
+      <w:r>
+        <w:t>first_app.git</w:t>
+      </w:r>
+      <w:proofErr w:type="spellEnd"/>
+      <w:proofErr w:type="gramEnd"/>
+    </w:p>
     <w:sectPr>
       <w:pgSz w:w="11906" w:h="16838"/>
       <w:pgMar w:top="1440" w:right="1440" w:bottom="1440" w:left="1440" w:header="708" w:footer="708" w:gutter="0"/>
@@ -990,6 +1107,7 @@
   <w:style w:type="paragraph" w:default="1" w:styleId="Normal">
     <w:name w:val="Normal"/>
     <w:qFormat/>
+    <w:rsid w:val="00BF2D22"/>
   </w:style>
   <w:style w:type="paragraph" w:styleId="Heading1">
     <w:name w:val="heading 1"/>
@@ -1524,6 +1642,59 @@
       <w:smallCaps/>
       <w:color w:val="2E74B5" w:themeColor="accent1" w:themeShade="BF"/>
       <w:spacing w:val="5"/>
+    </w:rPr>
+  </w:style>
+  <w:style w:type="paragraph" w:styleId="HTMLPreformatted">
+    <w:name w:val="HTML Preformatted"/>
+    <w:basedOn w:val="Normal"/>
+    <w:link w:val="HTMLPreformattedChar"/>
+    <w:uiPriority w:val="99"/>
+    <w:semiHidden/>
+    <w:unhideWhenUsed/>
+    <w:rsid w:val="00991950"/>
+    <w:pPr>
+      <w:spacing w:after="0" w:line="240" w:lineRule="auto"/>
+    </w:pPr>
+    <w:rPr>
+      <w:rFonts w:ascii="Consolas" w:hAnsi="Consolas"/>
+      <w:sz w:val="20"/>
+      <w:szCs w:val="20"/>
+    </w:rPr>
+  </w:style>
+  <w:style w:type="character" w:customStyle="1" w:styleId="HTMLPreformattedChar">
+    <w:name w:val="HTML Preformatted Char"/>
+    <w:basedOn w:val="DefaultParagraphFont"/>
+    <w:link w:val="HTMLPreformatted"/>
+    <w:uiPriority w:val="99"/>
+    <w:semiHidden/>
+    <w:rsid w:val="00991950"/>
+    <w:rPr>
+      <w:rFonts w:ascii="Consolas" w:hAnsi="Consolas"/>
+      <w:sz w:val="20"/>
+      <w:szCs w:val="20"/>
+    </w:rPr>
+  </w:style>
+  <w:style w:type="character" w:styleId="Hyperlink">
+    <w:name w:val="Hyperlink"/>
+    <w:basedOn w:val="DefaultParagraphFont"/>
+    <w:uiPriority w:val="99"/>
+    <w:unhideWhenUsed/>
+    <w:rsid w:val="00D60B08"/>
+    <w:rPr>
+      <w:color w:val="0563C1" w:themeColor="hyperlink"/>
+      <w:u w:val="single"/>
+    </w:rPr>
+  </w:style>
+  <w:style w:type="character" w:styleId="UnresolvedMention">
+    <w:name w:val="Unresolved Mention"/>
+    <w:basedOn w:val="DefaultParagraphFont"/>
+    <w:uiPriority w:val="99"/>
+    <w:semiHidden/>
+    <w:unhideWhenUsed/>
+    <w:rsid w:val="00D60B08"/>
+    <w:rPr>
+      <w:color w:val="605E5C"/>
+      <w:shd w:val="clear" w:color="auto" w:fill="E1DFDD"/>
     </w:rPr>
   </w:style>
 </w:styles>

--- a/Learning Git/First Time Setup.docx
+++ b/Learning Git/First Time Setup.docx
@@ -114,8 +114,6 @@
         <w:br/>
         <w:t>git status</w:t>
       </w:r>
-    </w:p>
-    <w:p>
       <w:r>
         <w:pict w14:anchorId="3492BCD4">
           <v:rect id="_x0000_i1026" style="width:0;height:1.5pt" o:hralign="center" o:hrstd="t" o:hr="t" fillcolor="#a0a0a0" stroked="f"/>
@@ -349,7 +347,6 @@
     </w:p>
     <w:p>
       <w:r>
-        <w:lastRenderedPageBreak/>
         <w:pict w14:anchorId="61AF577A">
           <v:rect id="_x0000_i1029" style="width:0;height:1.5pt" o:hralign="center" o:hrstd="t" o:hr="t" fillcolor="#a0a0a0" stroked="f"/>
         </w:pict>
@@ -368,6 +365,7 @@
           <w:b/>
           <w:bCs/>
         </w:rPr>
+        <w:lastRenderedPageBreak/>
         <w:t>✅</w:t>
       </w:r>
       <w:r>
@@ -681,22 +679,64 @@
       <w:r>
         <w:t xml:space="preserve"> </w:t>
       </w:r>
-      <w:proofErr w:type="spellStart"/>
+      <w:hyperlink r:id="rId5" w:history="1">
+        <w:r>
+          <w:rPr>
+            <w:rStyle w:val="Hyperlink"/>
+          </w:rPr>
+          <w:t>git@github.com:ppreyer/first_app.git</w:t>
+        </w:r>
+      </w:hyperlink>
+    </w:p>
+    <w:p/>
+    <w:p>
+      <w:pPr>
+        <w:rPr>
+          <w:b/>
+          <w:bCs/>
+        </w:rPr>
+      </w:pPr>
+      <w:r>
+        <w:rPr>
+          <w:rFonts w:ascii="Segoe UI Emoji" w:hAnsi="Segoe UI Emoji" w:cs="Segoe UI Emoji"/>
+          <w:b/>
+          <w:bCs/>
+        </w:rPr>
+        <w:lastRenderedPageBreak/>
+        <w:t>⭐</w:t>
+      </w:r>
+      <w:r>
+        <w:t xml:space="preserve"> </w:t>
+      </w:r>
+      <w:r>
+        <w:rPr>
+          <w:b/>
+          <w:bCs/>
+        </w:rPr>
+        <w:t>To check current repo</w:t>
+      </w:r>
+      <w:r>
+        <w:rPr>
+          <w:b/>
+          <w:bCs/>
+        </w:rPr>
+        <w:t xml:space="preserve"> </w:t>
+      </w:r>
+    </w:p>
+    <w:p>
+      <w:r>
+        <w:t xml:space="preserve">git </w:t>
+      </w:r>
       <w:proofErr w:type="gramStart"/>
       <w:r>
-        <w:t>git@github.com:ppreyer</w:t>
-      </w:r>
-      <w:proofErr w:type="spellEnd"/>
-      <w:r>
-        <w:t>/</w:t>
-      </w:r>
-      <w:proofErr w:type="spellStart"/>
-      <w:r>
-        <w:t>first_app.git</w:t>
-      </w:r>
-      <w:proofErr w:type="spellEnd"/>
+        <w:t>remote -v</w:t>
+      </w:r>
       <w:proofErr w:type="gramEnd"/>
-    </w:p>
+      <w:r>
+        <w:t xml:space="preserve"> </w:t>
+      </w:r>
+    </w:p>
+    <w:p/>
     <w:sectPr>
       <w:pgSz w:w="11906" w:h="16838"/>
       <w:pgMar w:top="1440" w:right="1440" w:bottom="1440" w:left="1440" w:header="708" w:footer="708" w:gutter="0"/>
